--- a/templates/InformePruebaV7.docx
+++ b/templates/InformePruebaV7.docx
@@ -810,6 +810,11 @@
     </w:p>
     <w:p>
       <w:r>
+        <w:t>En este apartado se presentan los principales indicadores de calidad académica agregados a nivel de titulación, ofreciendo una perspectiva global del comportamiento académico a lo largo de los cursos analizados. El objetivo es proporcionar una visión longitudinal que permita identificar tendencias, detectar posibles desviaciones respecto a los estándares esperados y fundamentar la toma de decisiones orientadas a la mejora continua del título.</w:t>
+      </w:r>
+    </w:p>
+    <w:p>
+      <w:r>
         <w:t>Para efectos de este informe, se utilizan las siguientes definiciones estandarizadas:</w:t>
       </w:r>
     </w:p>
@@ -955,7 +960,7 @@
         <w:rPr>
           <w:lang w:val="en-US"/>
         </w:rPr>
-        <w:t>{{ tasa.name }}</w:t>
+        <w:t>{{ titulo_titulacion }}{{ loop.index }} {{ tasa.name }}</w:t>
       </w:r>
     </w:p>
     <w:p>
@@ -981,6 +986,15 @@
           <w:lang w:val="en-US"/>
         </w:rPr>
       </w:pPr>
+    </w:p>
+    <w:p>
+      <w:pPr>
+        <w:spacing w:before="120" w:after="80"/>
+        <w:jc w:val="center"/>
+        <w:rPr>
+          <w:lang w:val="en-US"/>
+        </w:rPr>
+      </w:pPr>
       <w:r>
         <w:rPr>
           <w:lang w:val="en-US"/>
@@ -990,17 +1004,12 @@
     </w:p>
     <w:p>
       <w:pPr>
-        <w:pStyle w:val="Ttulo3"/>
-        <w:rPr>
-          <w:lang w:val="en-US"/>
-        </w:rPr>
-      </w:pPr>
-      <w:r>
-        <w:rPr>
-          <w:lang w:val="en-US"/>
-        </w:rPr>
-        <w:t>Resumen</w:t>
-      </w:r>
+        <w:spacing w:before="120" w:after="80"/>
+        <w:jc w:val="center"/>
+        <w:rPr>
+          <w:lang w:val="en-US"/>
+        </w:rPr>
+      </w:pPr>
     </w:p>
     <w:p>
       <w:pPr>
@@ -1117,7 +1126,6 @@
     <w:p>
       <w:pPr>
         <w:spacing w:before="80"/>
-        <w:jc w:val="left"/>
       </w:pPr>
       <w:r>
         <w:rPr>
@@ -1167,62 +1175,6 @@
         </w:rPr>
         <w:t xml:space="preserve"> (relación entre aprobados y matriculados), se busca identificar patrones, fortalezas y áreas de mejora en el proceso de enseñanza-aprendizaje.</w:t>
       </w:r>
-    </w:p>
-    <w:p>
-      <w:pPr>
-        <w:spacing w:after="120"/>
-      </w:pPr>
-      <w:r>
-        <w:rPr>
-          <w:sz w:val="22"/>
-        </w:rPr>
-        <w:t>Para facilitar la interpretación de los datos, los resultados se presentan de manera estructurada mediante visualizaciones gráficas y análisis exhaustivos organizados bajo los siguientes criterios:</w:t>
-      </w:r>
-    </w:p>
-    <w:p>
-      <w:pPr>
-        <w:pStyle w:val="Prrafodelista"/>
-        <w:numPr>
-          <w:ilvl w:val="0"/>
-          <w:numId w:val="5"/>
-        </w:numPr>
-        <w:spacing w:before="60" w:after="60"/>
-      </w:pPr>
-      <w:r>
-        <w:rPr>
-          <w:b/>
-          <w:bCs/>
-        </w:rPr>
-        <w:t>Desglose por Curso Académico:</w:t>
-      </w:r>
-      <w:r>
-        <w:t xml:space="preserve"> Una comparativa longitudinal que permite observar la evolución del alumnado a lo largo de su trayectoria.</w:t>
-      </w:r>
-    </w:p>
-    <w:p>
-      <w:pPr>
-        <w:pStyle w:val="Prrafodelista"/>
-        <w:numPr>
-          <w:ilvl w:val="0"/>
-          <w:numId w:val="5"/>
-        </w:numPr>
-        <w:spacing w:before="60" w:after="60"/>
-      </w:pPr>
-      <w:r>
-        <w:rPr>
-          <w:b/>
-          <w:bCs/>
-        </w:rPr>
-        <w:t>Análisis Individualizado por Asignatura:</w:t>
-      </w:r>
-      <w:r>
-        <w:t xml:space="preserve"> Identificación de las asignaturas críticas y aquellas con mejores indicadores de superación.</w:t>
-      </w:r>
-    </w:p>
-    <w:p>
-      <w:pPr>
-        <w:spacing w:before="60" w:after="60"/>
-      </w:pPr>
     </w:p>
     <w:p>
       <w:pPr>
@@ -1260,6 +1212,26 @@
           <w:sz w:val="22"/>
         </w:rPr>
         <w:t>: Para un curso académico la tasa se obtiene como la relación porcentual entre el número de estudiantes aprobados y el número de estudiantes presentados a examen (porcentaje de estudiantes presentados que han aprobado).</w:t>
+      </w:r>
+    </w:p>
+    <w:p>
+      <w:pPr>
+        <w:pStyle w:val="Prrafodelista"/>
+        <w:numPr>
+          <w:ilvl w:val="0"/>
+          <w:numId w:val="12"/>
+        </w:numPr>
+      </w:pPr>
+      <w:r>
+        <w:rPr>
+          <w:b/>
+          <w:bCs/>
+          <w:color w:val="7030A0"/>
+        </w:rPr>
+        <w:t>Tasa de Eficiencia</w:t>
+      </w:r>
+      <w:r>
+        <w:t>: Mide la diferencia entre el número de créditos efectivamente matriculados por los graduados respecto a los créditos en que debían de haberse matriculado</w:t>
       </w:r>
     </w:p>
     <w:p>
@@ -1307,25 +1279,76 @@
     </w:p>
     <w:p>
       <w:pPr>
+        <w:pStyle w:val="Ttulo2"/>
+      </w:pPr>
+      <w:r>
+        <w:t>{{ titulo_desglose_curso }} Desglose de titulación por curso-cuatrimestre</w:t>
+      </w:r>
+    </w:p>
+    <w:p>
+      <w:r>
+        <w:t>En este apartado se analiza el rendimiento académico de la titulación desagregado por curso y cuatrimestre, lo que permite obtener una visión detallada de cómo evoluciona el alumnado a lo largo de su trayectoria formativa. Este desglose resulta especialmente útil para identificar en qué momentos del itinerario se concentran las mayores dificultades y en cuáles se producen mejores resultados académicos.</w:t>
+      </w:r>
+    </w:p>
+    <w:p>
+      <w:r>
+        <w:t>Para cada curso y cuatrimestre se presentan la tasa de éxito y la tasa de rendimiento de las asignaturas correspondientes, acompañadas de gráficas comparativas y tablas de datos. Este nivel de granularidad facilita la detección de asignaturas críticas, la comparación entre periodos lectivos y el seguimiento de la evolución del rendimiento a lo largo de los años académicos analizados.</w:t>
+      </w:r>
+    </w:p>
+    <w:p>
+      <w:pPr>
         <w:jc w:val="left"/>
         <w:rPr>
-          <w:lang w:val="en-US"/>
-        </w:rPr>
-      </w:pPr>
-      <w:r>
-        <w:rPr>
-          <w:lang w:val="en-US"/>
-        </w:rPr>
+          <w:b/>
+          <w:color w:val="5C068C"/>
+          <w:sz w:val="28"/>
+          <w:szCs w:val="28"/>
+        </w:rPr>
+      </w:pPr>
+      <w:r>
+        <w:br w:type="page"/>
+      </w:r>
+    </w:p>
+    <w:p>
+      <w:pPr>
+        <w:jc w:val="left"/>
+        <w:rPr>
+          <w:lang w:val="en-US"/>
+        </w:rPr>
+      </w:pPr>
+      <w:r>
+        <w:rPr>
+          <w:lang w:val="en-US"/>
+        </w:rPr>
+        <w:lastRenderedPageBreak/>
         <w:t>{%p for curso in course_data.breakdown %}</w:t>
       </w:r>
     </w:p>
     <w:p>
       <w:pPr>
-        <w:pStyle w:val="Ttulo2"/>
+        <w:pStyle w:val="Ttulo3"/>
+        <w:rPr>
+          <w:lang w:val="en-US"/>
+        </w:rPr>
       </w:pPr>
       <w:bookmarkStart w:id="3" w:name="_Toc223266997"/>
       <w:r>
-        <w:t>{{ titulo_desglose_curso }} Curso: {{ curso.name }}</w:t>
+        <w:rPr>
+          <w:lang w:val="en-US"/>
+        </w:rPr>
+        <w:t>{{ titulo_desglose_curso }}{{ lo</w:t>
+      </w:r>
+      <w:r>
+        <w:rPr>
+          <w:lang w:val="en-US"/>
+        </w:rPr>
+        <w:t>o</w:t>
+      </w:r>
+      <w:r>
+        <w:rPr>
+          <w:lang w:val="en-US"/>
+        </w:rPr>
+        <w:t>p.index }} Curso: {{ curso.name }}</w:t>
       </w:r>
       <w:bookmarkEnd w:id="3"/>
     </w:p>
@@ -1345,7 +1368,7 @@
     </w:p>
     <w:p>
       <w:pPr>
-        <w:pStyle w:val="Ttulo3"/>
+        <w:pStyle w:val="Ttulo4"/>
         <w:rPr>
           <w:lang w:val="en-US"/>
         </w:rPr>
@@ -1372,7 +1395,8 @@
     </w:p>
     <w:p>
       <w:pPr>
-        <w:pStyle w:val="Ttulo4"/>
+        <w:pStyle w:val="Ttulo5"/>
+        <w:jc w:val="center"/>
         <w:rPr>
           <w:lang w:val="en-US"/>
         </w:rPr>
@@ -1382,19 +1406,6 @@
           <w:lang w:val="en-US"/>
         </w:rPr>
         <w:t>{{ rate.name }}</w:t>
-      </w:r>
-    </w:p>
-    <w:p>
-      <w:pPr>
-        <w:rPr>
-          <w:lang w:val="en-US"/>
-        </w:rPr>
-      </w:pPr>
-      <w:r>
-        <w:rPr>
-          <w:lang w:val="en-US"/>
-        </w:rPr>
-        <w:t>{%p for part in rate.parts %}</w:t>
       </w:r>
     </w:p>
     <w:p>
@@ -1409,76 +1420,19 @@
         <w:rPr>
           <w:lang w:val="en-US"/>
         </w:rPr>
-        <w:t>{{ part.line_chart }}</w:t>
-      </w:r>
-    </w:p>
-    <w:p>
-      <w:pPr>
-        <w:spacing w:before="120" w:after="80"/>
-        <w:rPr>
-          <w:lang w:val="en-US"/>
-        </w:rPr>
-      </w:pPr>
-      <w:r>
-        <w:rPr>
-          <w:lang w:val="en-US"/>
-        </w:rPr>
-        <w:t>{%</w:t>
-      </w:r>
-      <w:r>
-        <w:rPr>
-          <w:lang w:val="en-US"/>
-        </w:rPr>
-        <w:t>p</w:t>
-      </w:r>
-      <w:r>
-        <w:rPr>
-          <w:lang w:val="en-US"/>
-        </w:rPr>
-        <w:t xml:space="preserve"> if part.line_chart and part.table_chart %} </w:t>
-      </w:r>
-    </w:p>
-    <w:p>
-      <w:pPr>
-        <w:spacing w:before="120" w:after="80"/>
-        <w:rPr>
-          <w:lang w:val="en-US"/>
-        </w:rPr>
-      </w:pPr>
-      <w:r>
-        <w:rPr>
-          <w:noProof/>
-          <w:lang w:val="en-US"/>
-        </w:rPr>
-        <w:pict w14:anchorId="3723018A">
-          <v:rect id="_x0000_i1027" alt="" style="width:425.2pt;height:.05pt;mso-width-percent:0;mso-height-percent:0;mso-width-percent:0;mso-height-percent:0" o:hralign="center" o:hrstd="t" o:hr="t" fillcolor="#a0a0a0" stroked="f"/>
-        </w:pict>
-      </w:r>
-    </w:p>
-    <w:p>
-      <w:pPr>
-        <w:spacing w:before="120" w:after="80"/>
-        <w:rPr>
-          <w:lang w:val="en-US"/>
-        </w:rPr>
-      </w:pPr>
-      <w:r>
-        <w:rPr>
-          <w:lang w:val="en-US"/>
-        </w:rPr>
-        <w:t>{%</w:t>
-      </w:r>
-      <w:r>
-        <w:rPr>
-          <w:lang w:val="en-US"/>
-        </w:rPr>
-        <w:t>p</w:t>
-      </w:r>
-      <w:r>
-        <w:rPr>
-          <w:lang w:val="en-US"/>
-        </w:rPr>
-        <w:t xml:space="preserve"> endif %}</w:t>
+        <w:t xml:space="preserve">{{ </w:t>
+      </w:r>
+      <w:r>
+        <w:rPr>
+          <w:lang w:val="en-US"/>
+        </w:rPr>
+        <w:t xml:space="preserve">rate.line_chart </w:t>
+      </w:r>
+      <w:r>
+        <w:rPr>
+          <w:lang w:val="en-US"/>
+        </w:rPr>
+        <w:t>}}</w:t>
       </w:r>
     </w:p>
     <w:p>
@@ -1493,11 +1447,38 @@
         <w:rPr>
           <w:lang w:val="en-US"/>
         </w:rPr>
-        <w:t>{{ part.table_chart }}</w:t>
-      </w:r>
-    </w:p>
-    <w:p>
-      <w:pPr>
+        <w:t xml:space="preserve">{{ </w:t>
+      </w:r>
+      <w:r>
+        <w:rPr>
+          <w:lang w:val="en-US"/>
+        </w:rPr>
+        <w:t>rate</w:t>
+      </w:r>
+      <w:r>
+        <w:rPr>
+          <w:lang w:val="en-US"/>
+        </w:rPr>
+        <w:t>.table_chart }}</w:t>
+      </w:r>
+    </w:p>
+    <w:p>
+      <w:pPr>
+        <w:spacing w:before="80" w:after="120"/>
+        <w:rPr>
+          <w:lang w:val="en-US"/>
+        </w:rPr>
+      </w:pPr>
+      <w:r>
+        <w:rPr>
+          <w:lang w:val="en-US"/>
+        </w:rPr>
+        <w:t>{{ rate.text }}</w:t>
+      </w:r>
+    </w:p>
+    <w:p>
+      <w:pPr>
+        <w:spacing w:before="80" w:after="120"/>
         <w:rPr>
           <w:lang w:val="en-US"/>
         </w:rPr>
@@ -1614,7 +1595,35 @@
         <w:rPr>
           <w:lang w:val="en-US"/>
         </w:rPr>
-        <w:t>{%p endfor %}</w:t>
+        <w:t>{%p if not loop.last %}</w:t>
+      </w:r>
+    </w:p>
+    <w:p>
+      <w:pPr>
+        <w:jc w:val="left"/>
+        <w:rPr>
+          <w:lang w:val="en-US"/>
+        </w:rPr>
+      </w:pPr>
+      <w:r>
+        <w:rPr>
+          <w:lang w:val="en-US"/>
+        </w:rPr>
+        <w:br w:type="page"/>
+      </w:r>
+    </w:p>
+    <w:p>
+      <w:pPr>
+        <w:rPr>
+          <w:lang w:val="en-US"/>
+        </w:rPr>
+      </w:pPr>
+      <w:r>
+        <w:rPr>
+          <w:lang w:val="en-US"/>
+        </w:rPr>
+        <w:lastRenderedPageBreak/>
+        <w:t>{%p endif %}</w:t>
       </w:r>
     </w:p>
     <w:p>
@@ -1697,7 +1706,7 @@
     </w:p>
     <w:p>
       <w:pPr>
-        <w:pStyle w:val="Ttulo1"/>
+        <w:pStyle w:val="Ttulo2"/>
       </w:pPr>
       <w:bookmarkStart w:id="5" w:name="_Toc223267007"/>
       <w:r>
@@ -1705,13 +1714,10 @@
       </w:r>
       <w:bookmarkEnd w:id="5"/>
       <w:r>
-        <w:t>categoría</w:t>
-      </w:r>
-    </w:p>
-    <w:p>
-      <w:pPr>
-        <w:jc w:val="left"/>
-      </w:pPr>
+        <w:t>Tipología</w:t>
+      </w:r>
+    </w:p>
+    <w:p>
       <w:r>
         <w:rPr>
           <w:sz w:val="22"/>
@@ -1845,40 +1851,30 @@
     </w:p>
     <w:p>
       <w:pPr>
-        <w:pStyle w:val="Ttulo2"/>
-      </w:pPr>
-      <w:bookmarkStart w:id="6" w:name="_Toc223267001"/>
-      <w:r>
+        <w:rPr>
+          <w:lang w:val="en-US"/>
+        </w:rPr>
+      </w:pPr>
+      <w:r>
+        <w:rPr>
+          <w:lang w:val="en-US"/>
+        </w:rPr>
         <w:lastRenderedPageBreak/>
-        <w:t>{{ titulo_desglose_tipologia }} Desglose por tipología</w:t>
-      </w:r>
-      <w:bookmarkEnd w:id="6"/>
-    </w:p>
-    <w:p>
-      <w:pPr>
-        <w:rPr>
-          <w:lang w:val="en-US"/>
-        </w:rPr>
-      </w:pPr>
-      <w:r>
-        <w:rPr>
-          <w:lang w:val="en-US"/>
-        </w:rPr>
         <w:t>{%p for curso in tipologies_data.breakdown %}</w:t>
       </w:r>
     </w:p>
     <w:p>
       <w:pPr>
-        <w:pStyle w:val="Ttulo2"/>
-        <w:rPr>
-          <w:lang w:val="en-US"/>
-        </w:rPr>
-      </w:pPr>
-      <w:r>
-        <w:rPr>
-          <w:lang w:val="en-US"/>
-        </w:rPr>
-        <w:t>{{ curso.name }}</w:t>
+        <w:pStyle w:val="Ttulo3"/>
+        <w:rPr>
+          <w:lang w:val="en-US"/>
+        </w:rPr>
+      </w:pPr>
+      <w:r>
+        <w:rPr>
+          <w:lang w:val="en-US"/>
+        </w:rPr>
+        <w:t>{{ titulo_desglose_tipologia }}{{ loop.index }} {{ curso.name }}</w:t>
       </w:r>
     </w:p>
     <w:p>
@@ -1896,7 +1892,7 @@
     </w:p>
     <w:p>
       <w:pPr>
-        <w:pStyle w:val="Ttulo3"/>
+        <w:pStyle w:val="Ttulo4"/>
         <w:rPr>
           <w:lang w:val="en-US"/>
         </w:rPr>
@@ -1923,7 +1919,8 @@
     </w:p>
     <w:p>
       <w:pPr>
-        <w:pStyle w:val="Ttulo4"/>
+        <w:pStyle w:val="Ttulo5"/>
+        <w:jc w:val="center"/>
         <w:rPr>
           <w:lang w:val="en-US"/>
         </w:rPr>
@@ -1933,19 +1930,6 @@
           <w:lang w:val="en-US"/>
         </w:rPr>
         <w:t>{{ rate.name }}</w:t>
-      </w:r>
-    </w:p>
-    <w:p>
-      <w:pPr>
-        <w:rPr>
-          <w:lang w:val="en-US"/>
-        </w:rPr>
-      </w:pPr>
-      <w:r>
-        <w:rPr>
-          <w:lang w:val="en-US"/>
-        </w:rPr>
-        <w:t>{%p for part in rate.parts %}</w:t>
       </w:r>
     </w:p>
     <w:p>
@@ -1960,76 +1944,19 @@
         <w:rPr>
           <w:lang w:val="en-US"/>
         </w:rPr>
-        <w:t>{{ part.line_chart }}</w:t>
-      </w:r>
-    </w:p>
-    <w:p>
-      <w:pPr>
-        <w:spacing w:before="120" w:after="80"/>
-        <w:rPr>
-          <w:lang w:val="en-US"/>
-        </w:rPr>
-      </w:pPr>
-      <w:r>
-        <w:rPr>
-          <w:lang w:val="en-US"/>
-        </w:rPr>
-        <w:t>{%</w:t>
-      </w:r>
-      <w:r>
-        <w:rPr>
-          <w:lang w:val="en-US"/>
-        </w:rPr>
-        <w:t>p</w:t>
-      </w:r>
-      <w:r>
-        <w:rPr>
-          <w:lang w:val="en-US"/>
-        </w:rPr>
-        <w:t xml:space="preserve"> if part.line_chart and part.table_chart %} </w:t>
-      </w:r>
-    </w:p>
-    <w:p>
-      <w:pPr>
-        <w:spacing w:before="120" w:after="80"/>
-        <w:rPr>
-          <w:lang w:val="en-US"/>
-        </w:rPr>
-      </w:pPr>
-      <w:r>
-        <w:rPr>
-          <w:noProof/>
-          <w:lang w:val="en-US"/>
-        </w:rPr>
-        <w:pict w14:anchorId="4F2FEE6F">
-          <v:rect id="_x0000_i1026" alt="" style="width:425.2pt;height:.05pt;mso-width-percent:0;mso-height-percent:0;mso-width-percent:0;mso-height-percent:0" o:hralign="center" o:hrstd="t" o:hr="t" fillcolor="#a0a0a0" stroked="f"/>
-        </w:pict>
-      </w:r>
-    </w:p>
-    <w:p>
-      <w:pPr>
-        <w:spacing w:before="120" w:after="80"/>
-        <w:rPr>
-          <w:lang w:val="en-US"/>
-        </w:rPr>
-      </w:pPr>
-      <w:r>
-        <w:rPr>
-          <w:lang w:val="en-US"/>
-        </w:rPr>
-        <w:t>{%</w:t>
-      </w:r>
-      <w:r>
-        <w:rPr>
-          <w:lang w:val="en-US"/>
-        </w:rPr>
-        <w:t>p</w:t>
-      </w:r>
-      <w:r>
-        <w:rPr>
-          <w:lang w:val="en-US"/>
-        </w:rPr>
-        <w:t xml:space="preserve"> endif %}</w:t>
+        <w:t xml:space="preserve">{{ </w:t>
+      </w:r>
+      <w:r>
+        <w:rPr>
+          <w:lang w:val="en-US"/>
+        </w:rPr>
+        <w:t>rate</w:t>
+      </w:r>
+      <w:r>
+        <w:rPr>
+          <w:lang w:val="en-US"/>
+        </w:rPr>
+        <w:t>.line_chart }}</w:t>
       </w:r>
     </w:p>
     <w:p>
@@ -2044,11 +1971,38 @@
         <w:rPr>
           <w:lang w:val="en-US"/>
         </w:rPr>
-        <w:t>{{ part.table_chart }}</w:t>
-      </w:r>
-    </w:p>
-    <w:p>
-      <w:pPr>
+        <w:t xml:space="preserve">{{ </w:t>
+      </w:r>
+      <w:r>
+        <w:rPr>
+          <w:lang w:val="en-US"/>
+        </w:rPr>
+        <w:t>rate</w:t>
+      </w:r>
+      <w:r>
+        <w:rPr>
+          <w:lang w:val="en-US"/>
+        </w:rPr>
+        <w:t>.table_chart }}</w:t>
+      </w:r>
+    </w:p>
+    <w:p>
+      <w:pPr>
+        <w:spacing w:before="120" w:after="80"/>
+        <w:rPr>
+          <w:lang w:val="en-US"/>
+        </w:rPr>
+      </w:pPr>
+      <w:r>
+        <w:rPr>
+          <w:lang w:val="en-US"/>
+        </w:rPr>
+        <w:t>{{ rate.text }}</w:t>
+      </w:r>
+    </w:p>
+    <w:p>
+      <w:pPr>
+        <w:spacing w:before="120" w:after="80"/>
         <w:rPr>
           <w:lang w:val="en-US"/>
         </w:rPr>
@@ -2062,7 +2016,7 @@
     </w:p>
     <w:p>
       <w:pPr>
-        <w:jc w:val="left"/>
+        <w:spacing w:before="120" w:after="80"/>
         <w:rPr>
           <w:lang w:val="en-US"/>
         </w:rPr>
@@ -2183,56 +2137,57 @@
       </w:r>
     </w:p>
     <w:p>
-      <w:pPr>
-        <w:rPr>
-          <w:lang w:val="en-US"/>
-        </w:rPr>
-      </w:pPr>
-      <w:r>
-        <w:rPr>
-          <w:lang w:val="en-US"/>
-        </w:rPr>
+      <w:r>
         <w:lastRenderedPageBreak/>
         <w:t>{%p endif %}</w:t>
       </w:r>
     </w:p>
     <w:p>
-      <w:pPr>
-        <w:rPr>
-          <w:lang w:val="en-US"/>
-        </w:rPr>
-      </w:pPr>
-      <w:r>
-        <w:rPr>
-          <w:lang w:val="en-US"/>
-        </w:rPr>
+      <w:r>
         <w:t>{%p endfor %}</w:t>
       </w:r>
     </w:p>
     <w:p>
       <w:pPr>
-        <w:rPr>
-          <w:lang w:val="en-US"/>
-        </w:rPr>
-      </w:pPr>
-      <w:r>
-        <w:rPr>
-          <w:lang w:val="en-US"/>
-        </w:rPr>
-        <w:t>{%p if not loop.last %}</w:t>
-      </w:r>
-    </w:p>
-    <w:p>
-      <w:pPr>
         <w:jc w:val="left"/>
-        <w:rPr>
-          <w:lang w:val="en-US"/>
-        </w:rPr>
-      </w:pPr>
-      <w:r>
-        <w:rPr>
-          <w:lang w:val="en-US"/>
-        </w:rPr>
+      </w:pPr>
+      <w:r>
+        <w:br w:type="page"/>
+      </w:r>
+    </w:p>
+    <w:p>
+      <w:pPr>
+        <w:pStyle w:val="Ttulo2"/>
+      </w:pPr>
+      <w:bookmarkStart w:id="6" w:name="_Toc223267005"/>
+      <w:r>
+        <w:lastRenderedPageBreak/>
+        <w:t>{{ titulo_desglose_tipologia }} Resumen desglose por tipología</w:t>
+      </w:r>
+      <w:bookmarkEnd w:id="6"/>
+    </w:p>
+    <w:p>
+      <w:pPr>
+        <w:spacing w:before="120" w:after="120"/>
+        <w:jc w:val="center"/>
+      </w:pPr>
+      <w:r>
+        <w:t>{{ tipologies_data.resume_chart }}</w:t>
+      </w:r>
+    </w:p>
+    <w:p>
+      <w:pPr>
+        <w:spacing w:before="80"/>
+      </w:pPr>
+      <w:r>
+        <w:rPr>
+          <w:sz w:val="22"/>
+        </w:rPr>
+        <w:t>{{ tipologies_data.resume_text }}</w:t>
+      </w:r>
+    </w:p>
+    <w:p>
+      <w:r>
         <w:br w:type="page"/>
       </w:r>
     </w:p>
@@ -2244,50 +2199,339 @@
     </w:p>
     <w:p>
       <w:r>
+        <w:t>{%p if mostrar_desglose_menciones %}</w:t>
+      </w:r>
+    </w:p>
+    <w:p>
+      <w:pPr>
+        <w:pStyle w:val="Ttulo2"/>
+      </w:pPr>
+      <w:bookmarkStart w:id="7" w:name="_Toc223267002"/>
+      <w:r>
+        <w:t>{{ titulo_desglose_menciones }} Desglose por mención</w:t>
+      </w:r>
+      <w:bookmarkEnd w:id="7"/>
+    </w:p>
+    <w:p>
+      <w:r>
+        <w:t>En este apartado se presenta el análisis del rendimiento académico de la titulación desglosado por las distintas menciones o especialidades que conforman el plan de estudios. El objetivo es identificar si existen diferencias significativas en los indicadores académicos en función del itinerario formativo elegido por el alumnado, lo que puede revelar tanto fortalezas propias de cada mención como áreas susceptibles de mejora.</w:t>
+      </w:r>
+    </w:p>
+    <w:p>
+      <w:r>
+        <w:t>Para cada mención se muestran la tasa de éxito y la tasa de rendimiento de las asignaturas que la integran, acompañadas de representaciones gráficas y tablas comparativas. Este nivel de análisis permite a los responsables académicos disponer de una visión particularizada del comportamiento de cada especialidad y orientar los planes de acción tutorial o docente hacia donde sean más necesarios.</w:t>
+      </w:r>
+    </w:p>
+    <w:p>
+      <w:pPr>
+        <w:jc w:val="left"/>
+        <w:rPr>
+          <w:b/>
+          <w:color w:val="5C068C"/>
+          <w:sz w:val="28"/>
+          <w:szCs w:val="28"/>
+        </w:rPr>
+      </w:pPr>
+      <w:r>
+        <w:br w:type="page"/>
+      </w:r>
+    </w:p>
+    <w:p>
+      <w:pPr>
+        <w:rPr>
+          <w:lang w:val="en-US"/>
+        </w:rPr>
+      </w:pPr>
+      <w:r>
+        <w:rPr>
+          <w:lang w:val="en-US"/>
+        </w:rPr>
+        <w:lastRenderedPageBreak/>
+        <w:t>{%p for mencion in mentions_data.breakdown %}</w:t>
+      </w:r>
+    </w:p>
+    <w:p>
+      <w:pPr>
+        <w:pStyle w:val="Ttulo3"/>
+      </w:pPr>
+      <w:r>
+        <w:t xml:space="preserve">{{ titulo_desglose_menciones }}{{loop.index}} </w:t>
+      </w:r>
+      <w:r>
+        <w:t>{{ mencion.name }}</w:t>
+      </w:r>
+    </w:p>
+    <w:p>
+      <w:pPr>
+        <w:rPr>
+          <w:lang w:val="en-US"/>
+        </w:rPr>
+      </w:pPr>
+      <w:r>
+        <w:rPr>
+          <w:lang w:val="en-US"/>
+        </w:rPr>
+        <w:t>{%p for rate in mencion.rates %}</w:t>
+      </w:r>
+    </w:p>
+    <w:p>
+      <w:pPr>
+        <w:pStyle w:val="Ttulo5"/>
+        <w:jc w:val="center"/>
+        <w:rPr>
+          <w:lang w:val="en-US"/>
+        </w:rPr>
+      </w:pPr>
+      <w:r>
+        <w:rPr>
+          <w:lang w:val="en-US"/>
+        </w:rPr>
+        <w:t>{{ rate.name }}</w:t>
+      </w:r>
+    </w:p>
+    <w:p>
+      <w:pPr>
+        <w:spacing w:before="120" w:after="80"/>
+        <w:jc w:val="center"/>
+        <w:rPr>
+          <w:lang w:val="en-US"/>
+        </w:rPr>
+      </w:pPr>
+      <w:r>
+        <w:rPr>
+          <w:lang w:val="en-US"/>
+        </w:rPr>
+        <w:t xml:space="preserve">{{ </w:t>
+      </w:r>
+      <w:r>
+        <w:rPr>
+          <w:lang w:val="en-US"/>
+        </w:rPr>
+        <w:t>rate</w:t>
+      </w:r>
+      <w:r>
+        <w:rPr>
+          <w:lang w:val="en-US"/>
+        </w:rPr>
+        <w:t>.line_chart }}</w:t>
+      </w:r>
+    </w:p>
+    <w:p>
+      <w:pPr>
+        <w:spacing w:before="80" w:after="120"/>
+        <w:jc w:val="center"/>
+        <w:rPr>
+          <w:lang w:val="en-US"/>
+        </w:rPr>
+      </w:pPr>
+      <w:r>
+        <w:rPr>
+          <w:lang w:val="en-US"/>
+        </w:rPr>
+        <w:t xml:space="preserve">{{ </w:t>
+      </w:r>
+      <w:r>
+        <w:rPr>
+          <w:lang w:val="en-US"/>
+        </w:rPr>
+        <w:t>rate</w:t>
+      </w:r>
+      <w:r>
+        <w:rPr>
+          <w:lang w:val="en-US"/>
+        </w:rPr>
+        <w:t>.table_chart }}</w:t>
+      </w:r>
+    </w:p>
+    <w:p>
+      <w:pPr>
+        <w:spacing w:before="80" w:after="120"/>
+        <w:rPr>
+          <w:lang w:val="en-US"/>
+        </w:rPr>
+      </w:pPr>
+      <w:r>
+        <w:rPr>
+          <w:lang w:val="en-US"/>
+        </w:rPr>
+        <w:t>{{ rate.text }}</w:t>
+      </w:r>
+    </w:p>
+    <w:p>
+      <w:pPr>
+        <w:jc w:val="left"/>
+        <w:rPr>
+          <w:lang w:val="en-US"/>
+        </w:rPr>
+      </w:pPr>
+      <w:r>
+        <w:rPr>
+          <w:lang w:val="en-US"/>
+        </w:rPr>
+        <w:t>{%p if not loop.last %}</w:t>
+      </w:r>
+    </w:p>
+    <w:p>
+      <w:pPr>
+        <w:jc w:val="left"/>
+        <w:rPr>
+          <w:lang w:val="en-US"/>
+        </w:rPr>
+      </w:pPr>
+      <w:r>
+        <w:rPr>
+          <w:lang w:val="en-US"/>
+        </w:rPr>
+        <w:br w:type="page"/>
+      </w:r>
+    </w:p>
+    <w:p>
+      <w:pPr>
+        <w:rPr>
+          <w:lang w:val="en-US"/>
+        </w:rPr>
+      </w:pPr>
+      <w:r>
+        <w:rPr>
+          <w:lang w:val="en-US"/>
+        </w:rPr>
+        <w:lastRenderedPageBreak/>
+        <w:t>{%p endif %}</w:t>
+      </w:r>
+    </w:p>
+    <w:p>
+      <w:pPr>
+        <w:rPr>
+          <w:lang w:val="en-US"/>
+        </w:rPr>
+      </w:pPr>
+      <w:r>
+        <w:rPr>
+          <w:lang w:val="en-US"/>
+        </w:rPr>
         <w:t>{%p endfor %}</w:t>
       </w:r>
     </w:p>
     <w:p>
       <w:pPr>
+        <w:rPr>
+          <w:lang w:val="en-US"/>
+        </w:rPr>
+      </w:pPr>
+      <w:r>
+        <w:rPr>
+          <w:lang w:val="en-US"/>
+        </w:rPr>
+        <w:t>{%p if not loop.last %}</w:t>
+      </w:r>
+    </w:p>
+    <w:p>
+      <w:pPr>
         <w:jc w:val="left"/>
-      </w:pPr>
-      <w:r>
+        <w:rPr>
+          <w:lang w:val="en-US"/>
+        </w:rPr>
+      </w:pPr>
+      <w:r>
+        <w:rPr>
+          <w:lang w:val="en-US"/>
+        </w:rPr>
         <w:br w:type="page"/>
       </w:r>
     </w:p>
     <w:p>
+      <w:r>
+        <w:lastRenderedPageBreak/>
+        <w:t>{%p endif %}</w:t>
+      </w:r>
+    </w:p>
+    <w:p>
+      <w:r>
+        <w:t>{%p endfor %}</w:t>
+      </w:r>
+    </w:p>
+    <w:p>
+      <w:pPr>
+        <w:jc w:val="left"/>
+      </w:pPr>
+      <w:r>
+        <w:br w:type="page"/>
+      </w:r>
+    </w:p>
+    <w:p>
       <w:pPr>
         <w:pStyle w:val="Ttulo2"/>
       </w:pPr>
-      <w:bookmarkStart w:id="7" w:name="_Toc223267005"/>
       <w:r>
         <w:lastRenderedPageBreak/>
-        <w:t>{{ titulo_desglose_tipologia }} Resumen desglose por tipología</w:t>
-      </w:r>
-      <w:bookmarkEnd w:id="7"/>
+        <w:t xml:space="preserve">{{ titulo_desglose_menciones }} Resumen desglose por </w:t>
+      </w:r>
+      <w:r>
+        <w:t>mención</w:t>
+      </w:r>
     </w:p>
     <w:p>
       <w:pPr>
         <w:spacing w:before="120" w:after="120"/>
         <w:jc w:val="center"/>
-      </w:pPr>
-      <w:r>
-        <w:t>{{ tipologies_data.resume_chart }}</w:t>
+        <w:rPr>
+          <w:lang w:val="en-US"/>
+        </w:rPr>
+      </w:pPr>
+      <w:r>
+        <w:rPr>
+          <w:lang w:val="en-US"/>
+        </w:rPr>
+        <w:t>{{ mentions_data.resume_chart }}</w:t>
       </w:r>
     </w:p>
     <w:p>
       <w:pPr>
         <w:spacing w:before="80"/>
+        <w:rPr>
+          <w:lang w:val="en-US"/>
+        </w:rPr>
       </w:pPr>
       <w:r>
         <w:rPr>
           <w:sz w:val="22"/>
-        </w:rPr>
-        <w:t>{{ tipologies_data.resume_text }}</w:t>
-      </w:r>
-    </w:p>
-    <w:p>
-      <w:r>
+          <w:lang w:val="en-US"/>
+        </w:rPr>
+        <w:t xml:space="preserve">{{ </w:t>
+      </w:r>
+      <w:r>
+        <w:rPr>
+          <w:sz w:val="22"/>
+          <w:lang w:val="en-US"/>
+        </w:rPr>
+        <w:t>mentions</w:t>
+      </w:r>
+      <w:r>
+        <w:rPr>
+          <w:sz w:val="22"/>
+          <w:lang w:val="en-US"/>
+        </w:rPr>
+        <w:t>_data.resume_text }}</w:t>
+      </w:r>
+    </w:p>
+    <w:p>
+      <w:pPr>
+        <w:rPr>
+          <w:lang w:val="en-US"/>
+        </w:rPr>
+      </w:pPr>
+    </w:p>
+    <w:p>
+      <w:pPr>
+        <w:jc w:val="left"/>
+        <w:rPr>
+          <w:lang w:val="en-US"/>
+        </w:rPr>
+      </w:pPr>
+      <w:r>
+        <w:rPr>
+          <w:lang w:val="en-US"/>
+        </w:rPr>
         <w:br w:type="page"/>
       </w:r>
     </w:p>
@@ -2299,57 +2543,147 @@
     </w:p>
     <w:p>
       <w:r>
-        <w:t>{%p if mostrar_desglose_menciones %}</w:t>
+        <w:t>{%p if mostrar_desglose_convocatoria %}</w:t>
       </w:r>
     </w:p>
     <w:p>
       <w:pPr>
         <w:pStyle w:val="Ttulo2"/>
       </w:pPr>
-      <w:bookmarkStart w:id="8" w:name="_Toc223267002"/>
-      <w:r>
-        <w:t>{{ titulo_desglose_menciones }} Desglose por mención</w:t>
-      </w:r>
-      <w:bookmarkEnd w:id="8"/>
-    </w:p>
-    <w:p>
-      <w:pPr>
-        <w:rPr>
-          <w:lang w:val="en-US"/>
-        </w:rPr>
-      </w:pPr>
-      <w:r>
-        <w:rPr>
-          <w:lang w:val="en-US"/>
-        </w:rPr>
-        <w:t>{%p for mencion in mentions_data.breakdown %}</w:t>
+      <w:r>
+        <w:t>{{ titulo_desglose_convocatoria }} Desglose por co</w:t>
+      </w:r>
+      <w:r>
+        <w:t>n</w:t>
+      </w:r>
+      <w:r>
+        <w:t>vocatorias de la titulación</w:t>
+      </w:r>
+    </w:p>
+    <w:p>
+      <w:r>
+        <w:t>En este apartado se analiza el rendimiento académico de la titulación diferenciando entre las distintas convocatorias de evaluación disponibles a lo largo del curso académico, habitualmente la convocatoria ordinaria y la extraordinaria. El objetivo es determinar en qué medida el momento de evaluación influye en los resultados del alumnado y si existen patrones recurrentes que justifiquen acciones de mejora específicas para alguna de ellas.</w:t>
+      </w:r>
+    </w:p>
+    <w:p>
+      <w:r>
+        <w:t>Para cada convocatoria se presentan las tasas de éxito y rendimiento desglosadas por grupo y asignatura, lo que permite identificar si determinadas materias concentran un alto volumen de estudiantes en la convocatoria extraordinaria o si la convocatoria ordinaria es suficiente para la mayor parte del alumnado. Esta información es clave para orientar las estrategias docentes, los planes de apoyo tutorial y la planificación de los recursos académicos disponibles.</w:t>
+      </w:r>
+    </w:p>
+    <w:p>
+      <w:pPr>
+        <w:jc w:val="left"/>
+        <w:rPr>
+          <w:b/>
+          <w:color w:val="5C068C"/>
+          <w:sz w:val="36"/>
+          <w:szCs w:val="36"/>
+        </w:rPr>
+      </w:pPr>
+      <w:r>
+        <w:br w:type="page"/>
+      </w:r>
+    </w:p>
+    <w:p>
+      <w:pPr>
+        <w:rPr>
+          <w:lang w:val="en-US"/>
+        </w:rPr>
+      </w:pPr>
+      <w:r>
+        <w:rPr>
+          <w:lang w:val="en-US"/>
+        </w:rPr>
+        <w:lastRenderedPageBreak/>
+        <w:t>{%p for curso in convocatoria_data.breakdown %}</w:t>
       </w:r>
     </w:p>
     <w:p>
       <w:pPr>
         <w:pStyle w:val="Ttulo3"/>
-        <w:rPr>
-          <w:lang w:val="en-US"/>
-        </w:rPr>
-      </w:pPr>
-      <w:r>
-        <w:rPr>
-          <w:lang w:val="en-US"/>
-        </w:rPr>
-        <w:t>{{ mencion.name }}</w:t>
-      </w:r>
-    </w:p>
-    <w:p>
-      <w:pPr>
-        <w:rPr>
-          <w:lang w:val="en-US"/>
-        </w:rPr>
-      </w:pPr>
-      <w:r>
-        <w:rPr>
-          <w:lang w:val="en-US"/>
-        </w:rPr>
-        <w:t>{%p for rate in mencion.rates %}</w:t>
+      </w:pPr>
+      <w:r>
+        <w:t>{{ titulo_desglose_convocatoria }}</w:t>
+      </w:r>
+      <w:r>
+        <w:t xml:space="preserve">{{loop.index}} </w:t>
+      </w:r>
+      <w:r>
+        <w:t>Curso: {{ curso.name }}</w:t>
+      </w:r>
+    </w:p>
+    <w:p>
+      <w:pPr>
+        <w:rPr>
+          <w:lang w:val="en-US"/>
+        </w:rPr>
+      </w:pPr>
+      <w:r>
+        <w:rPr>
+          <w:lang w:val="en-US"/>
+        </w:rPr>
+        <w:t xml:space="preserve">{%p for </w:t>
+      </w:r>
+      <w:r>
+        <w:rPr>
+          <w:lang w:val="en-US"/>
+        </w:rPr>
+        <w:t>convocatoria</w:t>
+      </w:r>
+      <w:r>
+        <w:rPr>
+          <w:lang w:val="en-US"/>
+        </w:rPr>
+        <w:t xml:space="preserve"> in curso.</w:t>
+      </w:r>
+      <w:r>
+        <w:rPr>
+          <w:lang w:val="en-US"/>
+        </w:rPr>
+        <w:t>calls</w:t>
+      </w:r>
+      <w:r>
+        <w:rPr>
+          <w:lang w:val="en-US"/>
+        </w:rPr>
+        <w:t xml:space="preserve"> %}</w:t>
+      </w:r>
+    </w:p>
+    <w:p>
+      <w:pPr>
+        <w:rPr>
+          <w:lang w:val="en-US"/>
+        </w:rPr>
+      </w:pPr>
+      <w:r>
+        <w:rPr>
+          <w:lang w:val="en-US"/>
+        </w:rPr>
+        <w:t xml:space="preserve">{%p for </w:t>
+      </w:r>
+      <w:r>
+        <w:rPr>
+          <w:lang w:val="en-US"/>
+        </w:rPr>
+        <w:t>grupo</w:t>
+      </w:r>
+      <w:r>
+        <w:rPr>
+          <w:lang w:val="en-US"/>
+        </w:rPr>
+        <w:t xml:space="preserve"> in </w:t>
+      </w:r>
+      <w:r>
+        <w:rPr>
+          <w:lang w:val="en-US"/>
+        </w:rPr>
+        <w:t>convocatoria.groups</w:t>
+      </w:r>
+      <w:r>
+        <w:rPr>
+          <w:lang w:val="en-US"/>
+        </w:rPr>
+        <w:t xml:space="preserve"> %}</w:t>
       </w:r>
     </w:p>
     <w:p>
@@ -2363,20 +2697,59 @@
         <w:rPr>
           <w:lang w:val="en-US"/>
         </w:rPr>
+        <w:t>{{ convocatoria.name }}</w:t>
+      </w:r>
+      <w:r>
+        <w:rPr>
+          <w:lang w:val="en-US"/>
+        </w:rPr>
+        <w:t xml:space="preserve"> </w:t>
+      </w:r>
+      <w:r>
+        <w:rPr>
+          <w:lang w:val="en-US"/>
+        </w:rPr>
+        <w:t>-</w:t>
+      </w:r>
+      <w:r>
+        <w:rPr>
+          <w:lang w:val="en-US"/>
+        </w:rPr>
+        <w:t xml:space="preserve"> </w:t>
+      </w:r>
+      <w:r>
+        <w:rPr>
+          <w:lang w:val="en-US"/>
+        </w:rPr>
+        <w:t>{{ grupo.name }}</w:t>
+      </w:r>
+    </w:p>
+    <w:p>
+      <w:pPr>
+        <w:rPr>
+          <w:lang w:val="en-US"/>
+        </w:rPr>
+      </w:pPr>
+      <w:r>
+        <w:rPr>
+          <w:lang w:val="en-US"/>
+        </w:rPr>
+        <w:t>{%p for rate in grupo.rates %}</w:t>
+      </w:r>
+    </w:p>
+    <w:p>
+      <w:pPr>
+        <w:pStyle w:val="Ttulo5"/>
+        <w:jc w:val="center"/>
+        <w:rPr>
+          <w:lang w:val="en-US"/>
+        </w:rPr>
+      </w:pPr>
+      <w:r>
+        <w:rPr>
+          <w:lang w:val="en-US"/>
+        </w:rPr>
         <w:t>{{ rate.name }}</w:t>
-      </w:r>
-    </w:p>
-    <w:p>
-      <w:pPr>
-        <w:rPr>
-          <w:lang w:val="en-US"/>
-        </w:rPr>
-      </w:pPr>
-      <w:r>
-        <w:rPr>
-          <w:lang w:val="en-US"/>
-        </w:rPr>
-        <w:t>{%p for part in rate.parts %}</w:t>
       </w:r>
     </w:p>
     <w:p>
@@ -2391,76 +2764,7 @@
         <w:rPr>
           <w:lang w:val="en-US"/>
         </w:rPr>
-        <w:t>{{ part.line_chart }}</w:t>
-      </w:r>
-    </w:p>
-    <w:p>
-      <w:pPr>
-        <w:spacing w:before="120" w:after="80"/>
-        <w:rPr>
-          <w:lang w:val="en-US"/>
-        </w:rPr>
-      </w:pPr>
-      <w:r>
-        <w:rPr>
-          <w:lang w:val="en-US"/>
-        </w:rPr>
-        <w:t>{%</w:t>
-      </w:r>
-      <w:r>
-        <w:rPr>
-          <w:lang w:val="en-US"/>
-        </w:rPr>
-        <w:t>p</w:t>
-      </w:r>
-      <w:r>
-        <w:rPr>
-          <w:lang w:val="en-US"/>
-        </w:rPr>
-        <w:t xml:space="preserve"> if part.line_chart and part.table_chart %} </w:t>
-      </w:r>
-    </w:p>
-    <w:p>
-      <w:pPr>
-        <w:spacing w:before="120" w:after="80"/>
-        <w:rPr>
-          <w:lang w:val="en-US"/>
-        </w:rPr>
-      </w:pPr>
-      <w:r>
-        <w:rPr>
-          <w:noProof/>
-          <w:lang w:val="en-US"/>
-        </w:rPr>
-        <w:pict w14:anchorId="686FABFD">
-          <v:rect id="_x0000_i1025" alt="" style="width:425.2pt;height:.05pt;mso-width-percent:0;mso-height-percent:0;mso-width-percent:0;mso-height-percent:0" o:hralign="center" o:hrstd="t" o:hr="t" fillcolor="#a0a0a0" stroked="f"/>
-        </w:pict>
-      </w:r>
-    </w:p>
-    <w:p>
-      <w:pPr>
-        <w:spacing w:before="120" w:after="80"/>
-        <w:rPr>
-          <w:lang w:val="en-US"/>
-        </w:rPr>
-      </w:pPr>
-      <w:r>
-        <w:rPr>
-          <w:lang w:val="en-US"/>
-        </w:rPr>
-        <w:t>{%</w:t>
-      </w:r>
-      <w:r>
-        <w:rPr>
-          <w:lang w:val="en-US"/>
-        </w:rPr>
-        <w:t>p</w:t>
-      </w:r>
-      <w:r>
-        <w:rPr>
-          <w:lang w:val="en-US"/>
-        </w:rPr>
-        <w:t xml:space="preserve"> endif %}</w:t>
+        <w:t>{{ rate.line_chart }}</w:t>
       </w:r>
     </w:p>
     <w:p>
@@ -2475,11 +2779,26 @@
         <w:rPr>
           <w:lang w:val="en-US"/>
         </w:rPr>
-        <w:t>{{ part.table_chart }}</w:t>
-      </w:r>
-    </w:p>
-    <w:p>
-      <w:pPr>
+        <w:t>{{ rate.table_chart }}</w:t>
+      </w:r>
+    </w:p>
+    <w:p>
+      <w:pPr>
+        <w:spacing w:before="80" w:after="120"/>
+        <w:rPr>
+          <w:lang w:val="en-US"/>
+        </w:rPr>
+      </w:pPr>
+      <w:r>
+        <w:rPr>
+          <w:lang w:val="en-US"/>
+        </w:rPr>
+        <w:t>{{ rate.text }}</w:t>
+      </w:r>
+    </w:p>
+    <w:p>
+      <w:pPr>
+        <w:jc w:val="left"/>
         <w:rPr>
           <w:lang w:val="en-US"/>
         </w:rPr>
@@ -2507,6 +2826,7 @@
     </w:p>
     <w:p>
       <w:pPr>
+        <w:jc w:val="left"/>
         <w:rPr>
           <w:lang w:val="en-US"/>
         </w:rPr>
@@ -2521,6 +2841,7 @@
     </w:p>
     <w:p>
       <w:pPr>
+        <w:spacing w:before="80" w:after="120"/>
         <w:rPr>
           <w:lang w:val="en-US"/>
         </w:rPr>
@@ -2534,6 +2855,7 @@
     </w:p>
     <w:p>
       <w:pPr>
+        <w:jc w:val="left"/>
         <w:rPr>
           <w:lang w:val="en-US"/>
         </w:rPr>
@@ -2561,6 +2883,7 @@
     </w:p>
     <w:p>
       <w:pPr>
+        <w:spacing w:before="80" w:after="120"/>
         <w:rPr>
           <w:lang w:val="en-US"/>
         </w:rPr>
@@ -2588,6 +2911,7 @@
     </w:p>
     <w:p>
       <w:pPr>
+        <w:jc w:val="left"/>
         <w:rPr>
           <w:lang w:val="en-US"/>
         </w:rPr>
@@ -2614,34 +2938,96 @@
       </w:r>
     </w:p>
     <w:p>
-      <w:r>
+      <w:pPr>
+        <w:spacing w:before="80" w:after="120"/>
+        <w:rPr>
+          <w:lang w:val="en-US"/>
+        </w:rPr>
+      </w:pPr>
+      <w:r>
+        <w:rPr>
+          <w:lang w:val="en-US"/>
+        </w:rPr>
         <w:lastRenderedPageBreak/>
         <w:t>{%p endif %}</w:t>
       </w:r>
     </w:p>
     <w:p>
-      <w:r>
+      <w:pPr>
+        <w:rPr>
+          <w:lang w:val="en-US"/>
+        </w:rPr>
+      </w:pPr>
+      <w:r>
+        <w:rPr>
+          <w:lang w:val="en-US"/>
+        </w:rPr>
         <w:t>{%p endfor %}</w:t>
       </w:r>
     </w:p>
     <w:p>
       <w:pPr>
         <w:jc w:val="left"/>
-      </w:pPr>
-      <w:r>
+        <w:rPr>
+          <w:lang w:val="en-US"/>
+        </w:rPr>
+      </w:pPr>
+      <w:r>
+        <w:rPr>
+          <w:lang w:val="en-US"/>
+        </w:rPr>
+        <w:t>{%p if not loop.last %}</w:t>
+      </w:r>
+    </w:p>
+    <w:p>
+      <w:pPr>
+        <w:jc w:val="left"/>
+        <w:rPr>
+          <w:lang w:val="en-US"/>
+        </w:rPr>
+      </w:pPr>
+      <w:r>
+        <w:rPr>
+          <w:lang w:val="en-US"/>
+        </w:rPr>
         <w:br w:type="page"/>
       </w:r>
     </w:p>
     <w:p>
       <w:pPr>
+        <w:spacing w:before="80" w:after="120"/>
+      </w:pPr>
+      <w:r>
+        <w:lastRenderedPageBreak/>
+        <w:t>{%p endif %}</w:t>
+      </w:r>
+    </w:p>
+    <w:p>
+      <w:r>
+        <w:t>{%p endfor %}</w:t>
+      </w:r>
+    </w:p>
+    <w:p>
+      <w:pPr>
+        <w:jc w:val="left"/>
+      </w:pPr>
+      <w:r>
+        <w:br w:type="page"/>
+      </w:r>
+    </w:p>
+    <w:p>
+      <w:pPr>
         <w:pStyle w:val="Ttulo2"/>
       </w:pPr>
       <w:r>
         <w:lastRenderedPageBreak/>
-        <w:t xml:space="preserve">{{ titulo_desglose_menciones }} Resumen desglose por </w:t>
-      </w:r>
-      <w:r>
-        <w:t>mención</w:t>
+        <w:t>{{ titulo_desglose_</w:t>
+      </w:r>
+      <w:r>
+        <w:t>convocatoria</w:t>
+      </w:r>
+      <w:r>
+        <w:t xml:space="preserve"> }} Resumen desglose por convocatoria</w:t>
       </w:r>
     </w:p>
     <w:p>
@@ -2656,7 +3042,19 @@
         <w:rPr>
           <w:lang w:val="en-US"/>
         </w:rPr>
-        <w:t>{{ mentions_data.resume_chart }}</w:t>
+        <w:t xml:space="preserve">{{ </w:t>
+      </w:r>
+      <w:r>
+        <w:rPr>
+          <w:lang w:val="en-US"/>
+        </w:rPr>
+        <w:t>convocatoria_data</w:t>
+      </w:r>
+      <w:r>
+        <w:rPr>
+          <w:lang w:val="en-US"/>
+        </w:rPr>
+        <w:t>.resume_chart }}</w:t>
       </w:r>
     </w:p>
     <w:p>
@@ -2675,230 +3073,29 @@
       </w:r>
       <w:r>
         <w:rPr>
+          <w:lang w:val="en-US"/>
+        </w:rPr>
+        <w:t>convocatoria_data</w:t>
+      </w:r>
+      <w:r>
+        <w:rPr>
           <w:sz w:val="22"/>
           <w:lang w:val="en-US"/>
         </w:rPr>
-        <w:t>mentions</w:t>
-      </w:r>
-      <w:r>
-        <w:rPr>
-          <w:sz w:val="22"/>
-          <w:lang w:val="en-US"/>
-        </w:rPr>
-        <w:t>_data.resume_text }}</w:t>
-      </w:r>
-    </w:p>
-    <w:p>
-      <w:pPr>
-        <w:rPr>
-          <w:lang w:val="en-US"/>
-        </w:rPr>
-      </w:pPr>
-    </w:p>
-    <w:p>
-      <w:pPr>
-        <w:jc w:val="left"/>
-        <w:rPr>
-          <w:lang w:val="en-US"/>
-        </w:rPr>
-      </w:pPr>
-      <w:r>
-        <w:rPr>
-          <w:lang w:val="en-US"/>
-        </w:rPr>
-        <w:br w:type="page"/>
-      </w:r>
-    </w:p>
-    <w:p>
-      <w:r>
-        <w:lastRenderedPageBreak/>
+        <w:t>.resume_text }}</w:t>
+      </w:r>
+    </w:p>
+    <w:p>
+      <w:r>
         <w:t>{%p endif %}</w:t>
       </w:r>
     </w:p>
     <w:p>
       <w:r>
-        <w:t>{%p if mostrar_desglose_convocatoria %}</w:t>
-      </w:r>
-    </w:p>
-    <w:p>
-      <w:pPr>
-        <w:pStyle w:val="Ttulo2"/>
-      </w:pPr>
-      <w:bookmarkStart w:id="9" w:name="_Toc223267006"/>
-      <w:r>
-        <w:t>{{ titulo_desglose_convocatoria }} Desglose por convocatoria</w:t>
-      </w:r>
-      <w:bookmarkEnd w:id="9"/>
-    </w:p>
-    <w:p>
-      <w:pPr>
-        <w:spacing w:before="80" w:after="120"/>
-      </w:pPr>
-      <w:r>
-        <w:rPr>
-          <w:sz w:val="22"/>
-        </w:rPr>
-        <w:t>Análisis comparativo entre la convocatoria ordinaria y la extraordinaria, con el objetivo de identificar el impacto de la segunda oportunidad en los resultados globales de la titulación.</w:t>
-      </w:r>
-    </w:p>
-    <w:p>
-      <w:pPr>
-        <w:rPr>
-          <w:lang w:val="en-US"/>
-        </w:rPr>
-      </w:pPr>
-      <w:r>
-        <w:rPr>
-          <w:lang w:val="en-US"/>
-        </w:rPr>
-        <w:t>{%p for tasa in degree_data %}</w:t>
-      </w:r>
-    </w:p>
-    <w:p>
-      <w:pPr>
-        <w:pStyle w:val="Ttulo2"/>
-        <w:rPr>
-          <w:lang w:val="en-US"/>
-        </w:rPr>
-      </w:pPr>
-      <w:r>
-        <w:rPr>
-          <w:lang w:val="en-US"/>
-        </w:rPr>
-        <w:t>{{ tasa.name }}</w:t>
-      </w:r>
-    </w:p>
-    <w:p>
-      <w:pPr>
-        <w:spacing w:before="120" w:after="80"/>
-        <w:jc w:val="center"/>
-        <w:rPr>
-          <w:lang w:val="en-US"/>
-        </w:rPr>
-      </w:pPr>
-      <w:r>
-        <w:rPr>
-          <w:lang w:val="en-US"/>
-        </w:rPr>
-        <w:t>{{ tasa.line_chart }}</w:t>
-      </w:r>
-    </w:p>
-    <w:p>
-      <w:pPr>
-        <w:spacing w:before="80" w:after="120"/>
-        <w:jc w:val="center"/>
-        <w:rPr>
-          <w:lang w:val="en-US"/>
-        </w:rPr>
-      </w:pPr>
-      <w:r>
-        <w:rPr>
-          <w:lang w:val="en-US"/>
-        </w:rPr>
-        <w:t>{{ tasa.table_chart }}</w:t>
-      </w:r>
-    </w:p>
-    <w:p>
-      <w:pPr>
-        <w:pStyle w:val="Ttulo3"/>
-        <w:rPr>
-          <w:lang w:val="en-US"/>
-        </w:rPr>
-      </w:pPr>
-      <w:r>
-        <w:rPr>
-          <w:lang w:val="en-US"/>
-        </w:rPr>
-        <w:t>Resumen</w:t>
-      </w:r>
-    </w:p>
-    <w:p>
-      <w:pPr>
-        <w:spacing w:before="80" w:after="120"/>
-        <w:rPr>
-          <w:lang w:val="en-US"/>
-        </w:rPr>
-      </w:pPr>
-      <w:r>
-        <w:rPr>
-          <w:sz w:val="22"/>
-          <w:lang w:val="en-US"/>
-        </w:rPr>
-        <w:t>{{ tasa.text }}</w:t>
-      </w:r>
-    </w:p>
-    <w:p>
-      <w:pPr>
-        <w:rPr>
-          <w:lang w:val="en-US"/>
-        </w:rPr>
-      </w:pPr>
-      <w:r>
-        <w:rPr>
-          <w:lang w:val="en-US"/>
-        </w:rPr>
-        <w:t>{%p if not loop.last %}</w:t>
-      </w:r>
-    </w:p>
-    <w:p>
-      <w:pPr>
-        <w:jc w:val="left"/>
-        <w:rPr>
-          <w:lang w:val="en-US"/>
-        </w:rPr>
-      </w:pPr>
-      <w:r>
-        <w:rPr>
-          <w:lang w:val="en-US"/>
-        </w:rPr>
-        <w:br w:type="page"/>
-      </w:r>
-    </w:p>
-    <w:p>
-      <w:pPr>
-        <w:rPr>
-          <w:lang w:val="en-US"/>
-        </w:rPr>
-      </w:pPr>
-      <w:r>
-        <w:rPr>
-          <w:lang w:val="en-US"/>
-        </w:rPr>
-        <w:lastRenderedPageBreak/>
         <w:t>{%p endif %}</w:t>
       </w:r>
     </w:p>
-    <w:p>
-      <w:pPr>
-        <w:rPr>
-          <w:lang w:val="en-US"/>
-        </w:rPr>
-      </w:pPr>
-      <w:r>
-        <w:rPr>
-          <w:lang w:val="en-US"/>
-        </w:rPr>
-        <w:t>{%p endfor%}</w:t>
-      </w:r>
-    </w:p>
-    <w:p>
-      <w:pPr>
-        <w:rPr>
-          <w:lang w:val="en-US"/>
-        </w:rPr>
-      </w:pPr>
-      <w:r>
-        <w:rPr>
-          <w:lang w:val="en-US"/>
-        </w:rPr>
-        <w:t>{%p endif %}</w:t>
-      </w:r>
-    </w:p>
-    <w:p>
-      <w:r>
-        <w:t>{%p endif %}</w:t>
-      </w:r>
-    </w:p>
+    <w:p/>
     <w:sectPr>
       <w:pgSz w:w="11906" w:h="16838"/>
       <w:pgMar w:top="1417" w:right="1701" w:bottom="1417" w:left="1701" w:header="708" w:footer="708" w:gutter="0"/>
@@ -5318,16 +5515,19 @@
     <w:uiPriority w:val="9"/>
     <w:unhideWhenUsed/>
     <w:qFormat/>
-    <w:rsid w:val="008B49C5"/>
+    <w:rsid w:val="003801F0"/>
     <w:pPr>
       <w:keepNext/>
       <w:keepLines/>
       <w:spacing w:before="80" w:after="40"/>
+      <w:ind w:left="708"/>
       <w:outlineLvl w:val="4"/>
     </w:pPr>
     <w:rPr>
       <w:rFonts w:eastAsiaTheme="majorEastAsia" w:cstheme="majorBidi"/>
-      <w:color w:val="0F4761" w:themeColor="accent1" w:themeShade="BF"/>
+      <w:b/>
+      <w:color w:val="000000" w:themeColor="text1"/>
+      <w:sz w:val="24"/>
     </w:rPr>
   </w:style>
   <w:style w:type="paragraph" w:styleId="Ttulo6">
@@ -5505,10 +5705,12 @@
     <w:basedOn w:val="Fuentedeprrafopredeter"/>
     <w:link w:val="Ttulo5"/>
     <w:uiPriority w:val="9"/>
-    <w:rsid w:val="008B49C5"/>
+    <w:rsid w:val="003801F0"/>
     <w:rPr>
       <w:rFonts w:eastAsiaTheme="majorEastAsia" w:cstheme="majorBidi"/>
-      <w:color w:val="0F4761" w:themeColor="accent1" w:themeShade="BF"/>
+      <w:b/>
+      <w:color w:val="000000" w:themeColor="text1"/>
+      <w:sz w:val="24"/>
     </w:rPr>
   </w:style>
   <w:style w:type="character" w:customStyle="1" w:styleId="Ttulo6Car">
